--- a/WebContent/docx/泛癌种76基因报告-单样本-贵医.docx
+++ b/WebContent/docx/泛癌种76基因报告-单样本-贵医.docx
@@ -1592,8 +1592,6 @@
             </w:rPr>
             <w:t>{% endif %}{%if BodyDrugDrugDetectionStr or unknownVarAnalysisStr %}</w:t>
           </w:r>
-          <w:bookmarkStart w:id="126" w:name="_GoBack"/>
-          <w:bookmarkEnd w:id="126"/>
         </w:p>
         <w:p>
           <w:pPr>
@@ -2460,14 +2458,14 @@
           <w:docGrid w:linePitch="299" w:charSpace="0"/>
         </w:sectPr>
       </w:pPr>
-      <w:bookmarkStart w:id="0" w:name="_Toc30143_WPSOffice_Level1"/>
-      <w:bookmarkStart w:id="1" w:name="_Toc24178_WPSOffice_Level1"/>
-      <w:bookmarkStart w:id="2" w:name="_Toc27500"/>
-      <w:bookmarkStart w:id="3" w:name="_Toc21669"/>
-      <w:bookmarkStart w:id="4" w:name="_Toc21009_WPSOffice_Level1"/>
-      <w:bookmarkStart w:id="5" w:name="_Toc13806"/>
+      <w:bookmarkStart w:id="0" w:name="_Toc24178_WPSOffice_Level1"/>
+      <w:bookmarkStart w:id="1" w:name="_Toc27500"/>
+      <w:bookmarkStart w:id="2" w:name="_Toc30143_WPSOffice_Level1"/>
+      <w:bookmarkStart w:id="3" w:name="_Toc32054"/>
+      <w:bookmarkStart w:id="4" w:name="_Toc13806"/>
+      <w:bookmarkStart w:id="5" w:name="_Toc21669"/>
       <w:bookmarkStart w:id="6" w:name="_Toc24397"/>
-      <w:bookmarkStart w:id="7" w:name="_Toc32054"/>
+      <w:bookmarkStart w:id="7" w:name="_Toc21009_WPSOffice_Level1"/>
     </w:p>
     <w:p>
       <w:pPr>
@@ -3361,14 +3359,14 @@
           </w14:shadow>
         </w:rPr>
       </w:pPr>
-      <w:bookmarkStart w:id="9" w:name="_Toc18062_WPSOffice_Level1"/>
-      <w:bookmarkStart w:id="10" w:name="_Toc7021_WPSOffice_Level1"/>
-      <w:bookmarkStart w:id="11" w:name="_Toc17451"/>
-      <w:bookmarkStart w:id="12" w:name="_Toc11465"/>
-      <w:bookmarkStart w:id="13" w:name="_Toc28631"/>
-      <w:bookmarkStart w:id="14" w:name="_Toc11015_WPSOffice_Level1"/>
-      <w:bookmarkStart w:id="15" w:name="_Toc19594"/>
-      <w:bookmarkStart w:id="16" w:name="_Toc10518"/>
+      <w:bookmarkStart w:id="9" w:name="_Toc7021_WPSOffice_Level1"/>
+      <w:bookmarkStart w:id="10" w:name="_Toc17451"/>
+      <w:bookmarkStart w:id="11" w:name="_Toc11465"/>
+      <w:bookmarkStart w:id="12" w:name="_Toc28631"/>
+      <w:bookmarkStart w:id="13" w:name="_Toc18062_WPSOffice_Level1"/>
+      <w:bookmarkStart w:id="14" w:name="_Toc10518"/>
+      <w:bookmarkStart w:id="15" w:name="_Toc11015_WPSOffice_Level1"/>
+      <w:bookmarkStart w:id="16" w:name="_Toc19594"/>
       <w:bookmarkStart w:id="17" w:name="_Toc3823"/>
       <w:r>
         <w:rPr>
@@ -3598,13 +3596,13 @@
           <w:lang w:eastAsia="zh-CN"/>
         </w:rPr>
       </w:pPr>
-      <w:bookmarkStart w:id="19" w:name="_Toc4088"/>
-      <w:bookmarkStart w:id="20" w:name="_Toc6221_WPSOffice_Level1"/>
-      <w:bookmarkStart w:id="21" w:name="_Toc25920"/>
-      <w:bookmarkStart w:id="22" w:name="_Toc1410"/>
+      <w:bookmarkStart w:id="19" w:name="_Toc6221_WPSOffice_Level1"/>
+      <w:bookmarkStart w:id="20" w:name="_Toc23369_WPSOffice_Level1"/>
+      <w:bookmarkStart w:id="21" w:name="_Toc1410"/>
+      <w:bookmarkStart w:id="22" w:name="_Toc4088"/>
       <w:bookmarkStart w:id="23" w:name="_Toc3871"/>
-      <w:bookmarkStart w:id="24" w:name="_Toc18058"/>
-      <w:bookmarkStart w:id="25" w:name="_Toc23369_WPSOffice_Level1"/>
+      <w:bookmarkStart w:id="24" w:name="_Toc25920"/>
+      <w:bookmarkStart w:id="25" w:name="_Toc18058"/>
       <w:r>
         <w:rPr>
           <w:rFonts w:hint="eastAsia" w:ascii="Times New Roman" w:hAnsi="Times New Roman" w:eastAsia="微软雅黑" w:cs="Times New Roman"/>
@@ -3702,8 +3700,8 @@
       </w:pPr>
       <w:bookmarkStart w:id="31" w:name="_Toc2589"/>
       <w:bookmarkStart w:id="32" w:name="_Toc149832728"/>
-      <w:bookmarkStart w:id="33" w:name="_Toc11674"/>
-      <w:bookmarkStart w:id="34" w:name="_Toc149826003"/>
+      <w:bookmarkStart w:id="33" w:name="_Toc149826003"/>
+      <w:bookmarkStart w:id="34" w:name="_Toc11674"/>
       <w:r>
         <w:rPr>
           <w:rFonts w:hint="eastAsia"/>
@@ -4640,12 +4638,12 @@
         </w:rPr>
       </w:pPr>
       <w:bookmarkStart w:id="35" w:name="_Toc12381"/>
-      <w:bookmarkStart w:id="36" w:name="_Toc14062"/>
-      <w:bookmarkStart w:id="37" w:name="_Toc2781"/>
-      <w:bookmarkStart w:id="38" w:name="_Toc19898_WPSOffice_Level1"/>
+      <w:bookmarkStart w:id="36" w:name="_Toc19898_WPSOffice_Level1"/>
+      <w:bookmarkStart w:id="37" w:name="_Toc19184"/>
+      <w:bookmarkStart w:id="38" w:name="_Toc2781"/>
       <w:bookmarkStart w:id="39" w:name="_Toc22132"/>
       <w:bookmarkStart w:id="40" w:name="_Toc20136_WPSOffice_Level1"/>
-      <w:bookmarkStart w:id="41" w:name="_Toc19184"/>
+      <w:bookmarkStart w:id="41" w:name="_Toc14062"/>
       <w:r>
         <w:rPr>
           <w:rFonts w:ascii="Times New Roman" w:hAnsi="Times New Roman" w:eastAsia="微软雅黑" w:cs="黑体"/>
@@ -4673,10 +4671,10 @@
           <w:lang w:eastAsia="zh-CN"/>
         </w:rPr>
       </w:pPr>
-      <w:bookmarkStart w:id="42" w:name="_Toc149826004"/>
-      <w:bookmarkStart w:id="43" w:name="_Toc149832729"/>
-      <w:bookmarkStart w:id="44" w:name="_Toc17266"/>
-      <w:bookmarkStart w:id="45" w:name="_Toc31425"/>
+      <w:bookmarkStart w:id="42" w:name="_Toc17266"/>
+      <w:bookmarkStart w:id="43" w:name="_Toc31425"/>
+      <w:bookmarkStart w:id="44" w:name="_Toc149826004"/>
+      <w:bookmarkStart w:id="45" w:name="_Toc149832729"/>
       <w:r>
         <w:rPr>
           <w:rFonts w:hint="eastAsia"/>
@@ -6291,10 +6289,10 @@
           <w:lang w:eastAsia="zh-CN"/>
         </w:rPr>
       </w:pPr>
-      <w:bookmarkStart w:id="47" w:name="_Toc149832732"/>
-      <w:bookmarkStart w:id="48" w:name="_Toc11621"/>
-      <w:bookmarkStart w:id="49" w:name="_Toc26774"/>
-      <w:bookmarkStart w:id="50" w:name="_Toc149826007"/>
+      <w:bookmarkStart w:id="47" w:name="_Toc26774"/>
+      <w:bookmarkStart w:id="48" w:name="_Toc149832732"/>
+      <w:bookmarkStart w:id="49" w:name="_Toc149826007"/>
+      <w:bookmarkStart w:id="50" w:name="_Toc11621"/>
       <w:r>
         <w:rPr>
           <w:rFonts w:hint="eastAsia"/>
@@ -7211,7 +7209,25 @@
                 <w:szCs w:val="21"/>
                 <w:lang w:eastAsia="zh-CN"/>
               </w:rPr>
-              <w:t>{{ tip.ExonicFunc }}</w:t>
+              <w:t>{{ tip.ExonicFunc</w:t>
+            </w:r>
+            <w:r>
+              <w:rPr>
+                <w:rFonts w:hint="eastAsia" w:ascii="Times New Roman" w:hAnsi="Times New Roman" w:eastAsia="微软雅黑" w:cs="Times New Roman"/>
+                <w:sz w:val="21"/>
+                <w:szCs w:val="21"/>
+                <w:lang w:val="en-US" w:eastAsia="zh-CN"/>
+              </w:rPr>
+              <w:t>1</w:t>
+            </w:r>
+            <w:r>
+              <w:rPr>
+                <w:rFonts w:hint="eastAsia" w:ascii="Times New Roman" w:hAnsi="Times New Roman" w:eastAsia="微软雅黑" w:cs="Times New Roman"/>
+                <w:sz w:val="21"/>
+                <w:szCs w:val="21"/>
+                <w:lang w:eastAsia="zh-CN"/>
+              </w:rPr>
+              <w:t xml:space="preserve"> }}</w:t>
             </w:r>
           </w:p>
         </w:tc>
@@ -8657,7 +8673,27 @@
                 <w:szCs w:val="21"/>
                 <w:lang w:eastAsia="zh-CN"/>
               </w:rPr>
-              <w:t>{{ tip.ExonicFunc }}</w:t>
+              <w:t>{{ tip.ExonicFunc</w:t>
+            </w:r>
+            <w:r>
+              <w:rPr>
+                <w:rFonts w:hint="eastAsia" w:ascii="Times New Roman" w:hAnsi="Times New Roman" w:eastAsia="微软雅黑" w:cs="Times New Roman"/>
+                <w:sz w:val="21"/>
+                <w:szCs w:val="21"/>
+                <w:lang w:val="en-US" w:eastAsia="zh-CN"/>
+              </w:rPr>
+              <w:t>1</w:t>
+            </w:r>
+            <w:bookmarkStart w:id="126" w:name="_GoBack"/>
+            <w:bookmarkEnd w:id="126"/>
+            <w:r>
+              <w:rPr>
+                <w:rFonts w:hint="eastAsia" w:ascii="Times New Roman" w:hAnsi="Times New Roman" w:eastAsia="微软雅黑" w:cs="Times New Roman"/>
+                <w:sz w:val="21"/>
+                <w:szCs w:val="21"/>
+                <w:lang w:eastAsia="zh-CN"/>
+              </w:rPr>
+              <w:t xml:space="preserve"> }}</w:t>
             </w:r>
           </w:p>
         </w:tc>
@@ -11107,10 +11143,10 @@
           <w:lang w:eastAsia="zh-CN"/>
         </w:rPr>
       </w:pPr>
-      <w:bookmarkStart w:id="51" w:name="_Toc22117"/>
-      <w:bookmarkStart w:id="52" w:name="_Toc149826009"/>
-      <w:bookmarkStart w:id="53" w:name="_Toc149832733"/>
-      <w:bookmarkStart w:id="54" w:name="_Toc20532"/>
+      <w:bookmarkStart w:id="51" w:name="_Toc149832733"/>
+      <w:bookmarkStart w:id="52" w:name="_Toc20532"/>
+      <w:bookmarkStart w:id="53" w:name="_Toc22117"/>
+      <w:bookmarkStart w:id="54" w:name="_Toc149826009"/>
       <w:r>
         <w:rPr>
           <w:rFonts w:hint="eastAsia"/>
@@ -11619,14 +11655,14 @@
           <w:lang w:eastAsia="zh-CN"/>
         </w:rPr>
       </w:pPr>
-      <w:bookmarkStart w:id="55" w:name="_Toc25727"/>
-      <w:bookmarkStart w:id="56" w:name="_Toc32443_WPSOffice_Level1"/>
-      <w:bookmarkStart w:id="57" w:name="_Toc28194"/>
-      <w:bookmarkStart w:id="58" w:name="_Toc23903"/>
-      <w:bookmarkStart w:id="59" w:name="_Toc5598"/>
+      <w:bookmarkStart w:id="55" w:name="_Toc5598"/>
+      <w:bookmarkStart w:id="56" w:name="_Toc4331_WPSOffice_Level1"/>
+      <w:bookmarkStart w:id="57" w:name="_Toc23846_WPSOffice_Level1"/>
+      <w:bookmarkStart w:id="58" w:name="_Toc32443_WPSOffice_Level1"/>
+      <w:bookmarkStart w:id="59" w:name="_Toc28194"/>
       <w:bookmarkStart w:id="60" w:name="_Toc32661"/>
-      <w:bookmarkStart w:id="61" w:name="_Toc23846_WPSOffice_Level1"/>
-      <w:bookmarkStart w:id="62" w:name="_Toc4331_WPSOffice_Level1"/>
+      <w:bookmarkStart w:id="61" w:name="_Toc23903"/>
+      <w:bookmarkStart w:id="62" w:name="_Toc25727"/>
       <w:r>
         <w:rPr>
           <w:rFonts w:hint="eastAsia" w:ascii="Times New Roman" w:hAnsi="Times New Roman" w:eastAsia="微软雅黑" w:cs="Times New Roman"/>
@@ -14798,16 +14834,16 @@
         </w:rPr>
       </w:pPr>
       <w:bookmarkStart w:id="67" w:name="_Toc18793"/>
-      <w:bookmarkStart w:id="68" w:name="_Toc149832736"/>
-      <w:bookmarkStart w:id="69" w:name="_Toc15817"/>
+      <w:bookmarkStart w:id="68" w:name="_Toc15817"/>
+      <w:bookmarkStart w:id="69" w:name="_Toc149832736"/>
       <w:bookmarkStart w:id="70" w:name="_Toc149826012"/>
       <w:bookmarkStart w:id="71" w:name="_Toc180"/>
       <w:bookmarkStart w:id="72" w:name="_Toc3782"/>
-      <w:bookmarkStart w:id="73" w:name="_Toc26649"/>
-      <w:bookmarkStart w:id="74" w:name="_Toc6988"/>
-      <w:bookmarkStart w:id="75" w:name="_Toc21764_WPSOffice_Level2"/>
-      <w:bookmarkStart w:id="76" w:name="_Toc15530"/>
-      <w:bookmarkStart w:id="77" w:name="_Toc16347"/>
+      <w:bookmarkStart w:id="73" w:name="_Toc21764_WPSOffice_Level2"/>
+      <w:bookmarkStart w:id="74" w:name="_Toc16347"/>
+      <w:bookmarkStart w:id="75" w:name="_Toc26649"/>
+      <w:bookmarkStart w:id="76" w:name="_Toc6988"/>
+      <w:bookmarkStart w:id="77" w:name="_Toc15530"/>
       <w:bookmarkStart w:id="78" w:name="_Toc1707_WPSOffice_Level2"/>
       <w:r>
         <w:rPr>
@@ -14842,10 +14878,10 @@
           <w:lang w:eastAsia="zh-CN"/>
         </w:rPr>
       </w:pPr>
-      <w:bookmarkStart w:id="79" w:name="_Toc20136"/>
-      <w:bookmarkStart w:id="80" w:name="_Toc32302"/>
-      <w:bookmarkStart w:id="81" w:name="_Toc149832737"/>
-      <w:bookmarkStart w:id="82" w:name="_Toc149826013"/>
+      <w:bookmarkStart w:id="79" w:name="_Toc32302"/>
+      <w:bookmarkStart w:id="80" w:name="_Toc20136"/>
+      <w:bookmarkStart w:id="81" w:name="_Toc149826013"/>
+      <w:bookmarkStart w:id="82" w:name="_Toc149832737"/>
       <w:bookmarkStart w:id="83" w:name="_Toc8516"/>
       <w:r>
         <w:rPr>
@@ -23794,12 +23830,12 @@
       <w:bookmarkEnd w:id="76"/>
       <w:bookmarkEnd w:id="77"/>
       <w:bookmarkEnd w:id="78"/>
-      <w:bookmarkStart w:id="84" w:name="_Toc21764_WPSOffice_Level1"/>
-      <w:bookmarkStart w:id="85" w:name="_Toc2409"/>
-      <w:bookmarkStart w:id="86" w:name="_Toc13196_WPSOffice_Level1"/>
-      <w:bookmarkStart w:id="87" w:name="_Toc28240"/>
-      <w:bookmarkStart w:id="88" w:name="_Toc1707_WPSOffice_Level1"/>
-      <w:bookmarkStart w:id="89" w:name="_Toc27302"/>
+      <w:bookmarkStart w:id="84" w:name="_Toc2409"/>
+      <w:bookmarkStart w:id="85" w:name="_Toc13196_WPSOffice_Level1"/>
+      <w:bookmarkStart w:id="86" w:name="_Toc28240"/>
+      <w:bookmarkStart w:id="87" w:name="_Toc1707_WPSOffice_Level1"/>
+      <w:bookmarkStart w:id="88" w:name="_Toc27302"/>
+      <w:bookmarkStart w:id="89" w:name="_Toc21764_WPSOffice_Level1"/>
       <w:bookmarkStart w:id="90" w:name="_Toc12505"/>
       <w:bookmarkStart w:id="91" w:name="_Toc16594"/>
       <w:r>
@@ -23864,12 +23900,12 @@
           <w:lang w:eastAsia="zh-CN"/>
         </w:rPr>
       </w:pPr>
-      <w:bookmarkStart w:id="95" w:name="_Toc10537"/>
-      <w:bookmarkStart w:id="96" w:name="_Toc9066"/>
-      <w:bookmarkStart w:id="97" w:name="_Toc23083"/>
-      <w:bookmarkStart w:id="98" w:name="_Toc149832741"/>
-      <w:bookmarkStart w:id="99" w:name="_Toc3674"/>
-      <w:bookmarkStart w:id="100" w:name="_Toc22556"/>
+      <w:bookmarkStart w:id="95" w:name="_Toc3674"/>
+      <w:bookmarkStart w:id="96" w:name="_Toc149832741"/>
+      <w:bookmarkStart w:id="97" w:name="_Toc10537"/>
+      <w:bookmarkStart w:id="98" w:name="_Toc22556"/>
+      <w:bookmarkStart w:id="99" w:name="_Toc9066"/>
+      <w:bookmarkStart w:id="100" w:name="_Toc23083"/>
       <w:r>
         <w:rPr>
           <w:rFonts w:hint="eastAsia"/>
@@ -26421,17 +26457,17 @@
           <w:lang w:eastAsia="zh-CN"/>
         </w:rPr>
       </w:pPr>
-      <w:bookmarkStart w:id="101" w:name="_Toc30346"/>
+      <w:bookmarkStart w:id="101" w:name="_Toc149832743"/>
       <w:bookmarkStart w:id="102" w:name="_Toc32358"/>
       <w:bookmarkStart w:id="103" w:name="_Toc30999"/>
-      <w:bookmarkStart w:id="104" w:name="_Toc149832743"/>
-      <w:bookmarkStart w:id="105" w:name="_Toc11406"/>
-      <w:bookmarkStart w:id="106" w:name="_Toc20170_WPSOffice_Level1"/>
+      <w:bookmarkStart w:id="104" w:name="_Toc11406"/>
+      <w:bookmarkStart w:id="105" w:name="_Toc30346"/>
+      <w:bookmarkStart w:id="106" w:name="_Toc28454_WPSOffice_Level1"/>
       <w:bookmarkStart w:id="107" w:name="_Toc26985_WPSOffice_Level1"/>
-      <w:bookmarkStart w:id="108" w:name="_Toc20924"/>
-      <w:bookmarkStart w:id="109" w:name="_Toc31185"/>
-      <w:bookmarkStart w:id="110" w:name="_Toc27693"/>
-      <w:bookmarkStart w:id="111" w:name="_Toc28454_WPSOffice_Level1"/>
+      <w:bookmarkStart w:id="108" w:name="_Toc27693"/>
+      <w:bookmarkStart w:id="109" w:name="_Toc20170_WPSOffice_Level1"/>
+      <w:bookmarkStart w:id="110" w:name="_Toc20924"/>
+      <w:bookmarkStart w:id="111" w:name="_Toc31185"/>
       <w:r>
         <w:rPr>
           <w:rFonts w:hint="eastAsia"/>
@@ -26485,12 +26521,6 @@
             <w:insideH w:val="single" w:color="A4A4A4" w:sz="4" w:space="0"/>
             <w:insideV w:val="single" w:color="A4A4A4" w:sz="4" w:space="0"/>
           </w:tblBorders>
-          <w:tblCellMar>
-            <w:top w:w="0" w:type="dxa"/>
-            <w:left w:w="113" w:type="dxa"/>
-            <w:bottom w:w="0" w:type="dxa"/>
-            <w:right w:w="113" w:type="dxa"/>
-          </w:tblCellMar>
         </w:tblPrEx>
         <w:trPr>
           <w:trHeight w:val="567" w:hRule="atLeast"/>
@@ -27413,9 +27443,9 @@
           <w:lang w:eastAsia="zh-CN"/>
         </w:rPr>
       </w:pPr>
-      <w:bookmarkStart w:id="113" w:name="_Toc14077"/>
-      <w:bookmarkStart w:id="114" w:name="_Toc15114"/>
-      <w:bookmarkStart w:id="115" w:name="_Toc3409"/>
+      <w:bookmarkStart w:id="113" w:name="_Toc3409"/>
+      <w:bookmarkStart w:id="114" w:name="_Toc14077"/>
+      <w:bookmarkStart w:id="115" w:name="_Toc15114"/>
       <w:r>
         <w:rPr>
           <w:rFonts w:hint="eastAsia"/>
@@ -27634,16 +27664,16 @@
           <w:sz w:val="30"/>
         </w:rPr>
       </w:pPr>
-      <w:bookmarkStart w:id="116" w:name="_Toc31956"/>
-      <w:bookmarkStart w:id="117" w:name="_Toc4503"/>
-      <w:bookmarkStart w:id="118" w:name="_Toc27809"/>
-      <w:bookmarkStart w:id="119" w:name="_Toc11901"/>
-      <w:bookmarkStart w:id="120" w:name="_Toc13275"/>
+      <w:bookmarkStart w:id="116" w:name="_Toc11901"/>
+      <w:bookmarkStart w:id="117" w:name="_Toc31956"/>
+      <w:bookmarkStart w:id="118" w:name="_Toc4503"/>
+      <w:bookmarkStart w:id="119" w:name="_Toc27809"/>
+      <w:bookmarkStart w:id="120" w:name="_Toc22623"/>
       <w:bookmarkStart w:id="121" w:name="_Toc22162_WPSOffice_Level1"/>
       <w:bookmarkStart w:id="122" w:name="_Toc17792_WPSOffice_Level2"/>
-      <w:bookmarkStart w:id="123" w:name="_Toc14611_WPSOffice_Level1"/>
-      <w:bookmarkStart w:id="124" w:name="_Toc19584_WPSOffice_Level1"/>
-      <w:bookmarkStart w:id="125" w:name="_Toc22623"/>
+      <w:bookmarkStart w:id="123" w:name="_Toc13275"/>
+      <w:bookmarkStart w:id="124" w:name="_Toc14611_WPSOffice_Level1"/>
+      <w:bookmarkStart w:id="125" w:name="_Toc19584_WPSOffice_Level1"/>
       <w:r>
         <w:rPr>
           <w:color w:val="auto"/>
@@ -33235,7 +33265,6 @@
   <customSectProps>
     <customSectPr/>
     <customSectPr/>
-    <customSectPr/>
   </customSectProps>
   <customShpExts>
     <customShpInfo spid="_x0000_s1026" textRotate="1"/>
